--- a/Cortes/Corte 3/Formularios LOGT 3/Esteban de la Peña.docx
+++ b/Cortes/Corte 3/Formularios LOGT 3/Esteban de la Peña.docx
@@ -53,13 +53,13 @@
         <w:tblLook w:val="04A0" w:firstRow="1" w:lastRow="0" w:firstColumn="1" w:lastColumn="0" w:noHBand="0" w:noVBand="1"/>
       </w:tblPr>
       <w:tblGrid>
-        <w:gridCol w:w="865"/>
+        <w:gridCol w:w="864"/>
         <w:gridCol w:w="808"/>
         <w:gridCol w:w="782"/>
-        <w:gridCol w:w="1730"/>
-        <w:gridCol w:w="1139"/>
+        <w:gridCol w:w="1728"/>
+        <w:gridCol w:w="1162"/>
         <w:gridCol w:w="713"/>
-        <w:gridCol w:w="2982"/>
+        <w:gridCol w:w="2962"/>
       </w:tblGrid>
       <w:tr>
         <w:trPr>
@@ -292,51 +292,51 @@
           </w:tcPr>
           <w:p>
             <w:r>
-              <w:t>25/02</w:t>
-            </w:r>
-          </w:p>
-        </w:tc>
-        <w:tc>
-          <w:tcPr>
-            <w:tcW w:w="0" w:type="auto"/>
-            <w:tcBorders>
-              <w:top w:val="single" w:sz="4" w:space="0" w:color="000000"/>
-              <w:left w:val="single" w:sz="4" w:space="0" w:color="000000"/>
-              <w:bottom w:val="single" w:sz="4" w:space="0" w:color="000000"/>
-              <w:right w:val="single" w:sz="4" w:space="0" w:color="000000"/>
-            </w:tcBorders>
-            <w:tcMar>
-              <w:top w:w="100" w:type="dxa"/>
-              <w:left w:w="100" w:type="dxa"/>
-              <w:bottom w:w="100" w:type="dxa"/>
-              <w:right w:w="100" w:type="dxa"/>
-            </w:tcMar>
-          </w:tcPr>
-          <w:p>
-            <w:r>
-              <w:t>5:30</w:t>
-            </w:r>
-          </w:p>
-        </w:tc>
-        <w:tc>
-          <w:tcPr>
-            <w:tcW w:w="0" w:type="auto"/>
-            <w:tcBorders>
-              <w:top w:val="single" w:sz="4" w:space="0" w:color="000000"/>
-              <w:left w:val="single" w:sz="4" w:space="0" w:color="000000"/>
-              <w:bottom w:val="single" w:sz="4" w:space="0" w:color="000000"/>
-              <w:right w:val="single" w:sz="4" w:space="0" w:color="000000"/>
-            </w:tcBorders>
-            <w:tcMar>
-              <w:top w:w="100" w:type="dxa"/>
-              <w:left w:w="100" w:type="dxa"/>
-              <w:bottom w:w="100" w:type="dxa"/>
-              <w:right w:w="100" w:type="dxa"/>
-            </w:tcMar>
-          </w:tcPr>
-          <w:p>
-            <w:r>
-              <w:t>6:30</w:t>
+              <w:t>16/03</w:t>
+            </w:r>
+          </w:p>
+        </w:tc>
+        <w:tc>
+          <w:tcPr>
+            <w:tcW w:w="0" w:type="auto"/>
+            <w:tcBorders>
+              <w:top w:val="single" w:sz="4" w:space="0" w:color="000000"/>
+              <w:left w:val="single" w:sz="4" w:space="0" w:color="000000"/>
+              <w:bottom w:val="single" w:sz="4" w:space="0" w:color="000000"/>
+              <w:right w:val="single" w:sz="4" w:space="0" w:color="000000"/>
+            </w:tcBorders>
+            <w:tcMar>
+              <w:top w:w="100" w:type="dxa"/>
+              <w:left w:w="100" w:type="dxa"/>
+              <w:bottom w:w="100" w:type="dxa"/>
+              <w:right w:w="100" w:type="dxa"/>
+            </w:tcMar>
+          </w:tcPr>
+          <w:p>
+            <w:r>
+              <w:t>15:00</w:t>
+            </w:r>
+          </w:p>
+        </w:tc>
+        <w:tc>
+          <w:tcPr>
+            <w:tcW w:w="0" w:type="auto"/>
+            <w:tcBorders>
+              <w:top w:val="single" w:sz="4" w:space="0" w:color="000000"/>
+              <w:left w:val="single" w:sz="4" w:space="0" w:color="000000"/>
+              <w:bottom w:val="single" w:sz="4" w:space="0" w:color="000000"/>
+              <w:right w:val="single" w:sz="4" w:space="0" w:color="000000"/>
+            </w:tcBorders>
+            <w:tcMar>
+              <w:top w:w="100" w:type="dxa"/>
+              <w:left w:w="100" w:type="dxa"/>
+              <w:bottom w:w="100" w:type="dxa"/>
+              <w:right w:w="100" w:type="dxa"/>
+            </w:tcMar>
+          </w:tcPr>
+          <w:p>
+            <w:r>
+              <w:t>16:00</w:t>
             </w:r>
           </w:p>
         </w:tc>
@@ -376,13 +376,8 @@
           </w:tcPr>
           <w:p>
             <w:r>
-              <w:t xml:space="preserve">60 </w:t>
-            </w:r>
-            <w:proofErr w:type="spellStart"/>
-            <w:r>
-              <w:t>minutos</w:t>
-            </w:r>
-            <w:proofErr w:type="spellEnd"/>
+              <w:t>1 hora</w:t>
+            </w:r>
           </w:p>
         </w:tc>
         <w:tc>
@@ -422,7 +417,7 @@
           <w:p>
             <w:pPr>
               <w:rPr>
-                <w:lang w:val="af-ZA"/>
+                <w:lang w:val="es-GT"/>
               </w:rPr>
             </w:pPr>
             <w:proofErr w:type="spellStart"/>
@@ -430,14 +425,14 @@
               <w:rPr>
                 <w:lang w:val="es-GT"/>
               </w:rPr>
-              <w:t>Redefinici</w:t>
+              <w:t>Creacion</w:t>
             </w:r>
             <w:proofErr w:type="spellEnd"/>
             <w:r>
               <w:rPr>
-                <w:lang w:val="af-ZA"/>
-              </w:rPr>
-              <w:t>ón del listado de tareas por hacer, dividad por integrante y trabajo</w:t>
+                <w:lang w:val="es-GT"/>
+              </w:rPr>
+              <w:t xml:space="preserve"> del script de creación de la base de datos con validaciones y tipos especificos</w:t>
             </w:r>
           </w:p>
         </w:tc>
@@ -464,51 +459,51 @@
           </w:tcPr>
           <w:p>
             <w:r>
-              <w:t>24/02</w:t>
-            </w:r>
-          </w:p>
-        </w:tc>
-        <w:tc>
-          <w:tcPr>
-            <w:tcW w:w="0" w:type="auto"/>
-            <w:tcBorders>
-              <w:top w:val="single" w:sz="4" w:space="0" w:color="000000"/>
-              <w:left w:val="single" w:sz="4" w:space="0" w:color="000000"/>
-              <w:bottom w:val="single" w:sz="4" w:space="0" w:color="000000"/>
-              <w:right w:val="single" w:sz="4" w:space="0" w:color="000000"/>
-            </w:tcBorders>
-            <w:tcMar>
-              <w:top w:w="100" w:type="dxa"/>
-              <w:left w:w="100" w:type="dxa"/>
-              <w:bottom w:w="100" w:type="dxa"/>
-              <w:right w:w="100" w:type="dxa"/>
-            </w:tcMar>
-          </w:tcPr>
-          <w:p>
-            <w:r>
-              <w:t>4:30</w:t>
-            </w:r>
-          </w:p>
-        </w:tc>
-        <w:tc>
-          <w:tcPr>
-            <w:tcW w:w="0" w:type="auto"/>
-            <w:tcBorders>
-              <w:top w:val="single" w:sz="4" w:space="0" w:color="000000"/>
-              <w:left w:val="single" w:sz="4" w:space="0" w:color="000000"/>
-              <w:bottom w:val="single" w:sz="4" w:space="0" w:color="000000"/>
-              <w:right w:val="single" w:sz="4" w:space="0" w:color="000000"/>
-            </w:tcBorders>
-            <w:tcMar>
-              <w:top w:w="100" w:type="dxa"/>
-              <w:left w:w="100" w:type="dxa"/>
-              <w:bottom w:w="100" w:type="dxa"/>
-              <w:right w:w="100" w:type="dxa"/>
-            </w:tcMar>
-          </w:tcPr>
-          <w:p>
-            <w:r>
-              <w:t>5:00</w:t>
+              <w:t>16/03</w:t>
+            </w:r>
+          </w:p>
+        </w:tc>
+        <w:tc>
+          <w:tcPr>
+            <w:tcW w:w="0" w:type="auto"/>
+            <w:tcBorders>
+              <w:top w:val="single" w:sz="4" w:space="0" w:color="000000"/>
+              <w:left w:val="single" w:sz="4" w:space="0" w:color="000000"/>
+              <w:bottom w:val="single" w:sz="4" w:space="0" w:color="000000"/>
+              <w:right w:val="single" w:sz="4" w:space="0" w:color="000000"/>
+            </w:tcBorders>
+            <w:tcMar>
+              <w:top w:w="100" w:type="dxa"/>
+              <w:left w:w="100" w:type="dxa"/>
+              <w:bottom w:w="100" w:type="dxa"/>
+              <w:right w:w="100" w:type="dxa"/>
+            </w:tcMar>
+          </w:tcPr>
+          <w:p>
+            <w:r>
+              <w:t>9:00</w:t>
+            </w:r>
+          </w:p>
+        </w:tc>
+        <w:tc>
+          <w:tcPr>
+            <w:tcW w:w="0" w:type="auto"/>
+            <w:tcBorders>
+              <w:top w:val="single" w:sz="4" w:space="0" w:color="000000"/>
+              <w:left w:val="single" w:sz="4" w:space="0" w:color="000000"/>
+              <w:bottom w:val="single" w:sz="4" w:space="0" w:color="000000"/>
+              <w:right w:val="single" w:sz="4" w:space="0" w:color="000000"/>
+            </w:tcBorders>
+            <w:tcMar>
+              <w:top w:w="100" w:type="dxa"/>
+              <w:left w:w="100" w:type="dxa"/>
+              <w:bottom w:w="100" w:type="dxa"/>
+              <w:right w:w="100" w:type="dxa"/>
+            </w:tcMar>
+          </w:tcPr>
+          <w:p>
+            <w:r>
+              <w:t>10:00</w:t>
             </w:r>
           </w:p>
         </w:tc>
@@ -548,69 +543,64 @@
           </w:tcPr>
           <w:p>
             <w:r>
-              <w:t xml:space="preserve">30 </w:t>
+              <w:t>1 hora</w:t>
+            </w:r>
+          </w:p>
+        </w:tc>
+        <w:tc>
+          <w:tcPr>
+            <w:tcW w:w="0" w:type="auto"/>
+            <w:tcBorders>
+              <w:top w:val="single" w:sz="4" w:space="0" w:color="000000"/>
+              <w:left w:val="single" w:sz="4" w:space="0" w:color="000000"/>
+              <w:bottom w:val="single" w:sz="4" w:space="0" w:color="000000"/>
+              <w:right w:val="single" w:sz="4" w:space="0" w:color="000000"/>
+            </w:tcBorders>
+            <w:tcMar>
+              <w:top w:w="100" w:type="dxa"/>
+              <w:left w:w="100" w:type="dxa"/>
+              <w:bottom w:w="100" w:type="dxa"/>
+              <w:right w:w="100" w:type="dxa"/>
+            </w:tcMar>
+          </w:tcPr>
+          <w:p/>
+        </w:tc>
+        <w:tc>
+          <w:tcPr>
+            <w:tcW w:w="0" w:type="auto"/>
+            <w:tcBorders>
+              <w:top w:val="single" w:sz="4" w:space="0" w:color="000000"/>
+              <w:left w:val="single" w:sz="4" w:space="0" w:color="000000"/>
+              <w:bottom w:val="single" w:sz="4" w:space="0" w:color="000000"/>
+              <w:right w:val="single" w:sz="4" w:space="0" w:color="000000"/>
+            </w:tcBorders>
+            <w:tcMar>
+              <w:top w:w="100" w:type="dxa"/>
+              <w:left w:w="100" w:type="dxa"/>
+              <w:bottom w:w="100" w:type="dxa"/>
+              <w:right w:w="100" w:type="dxa"/>
+            </w:tcMar>
+          </w:tcPr>
+          <w:p>
+            <w:pPr>
+              <w:rPr>
+                <w:lang w:val="es-GT"/>
+              </w:rPr>
+            </w:pPr>
+            <w:r>
+              <w:rPr>
+                <w:lang w:val="es-GT"/>
+              </w:rPr>
+              <w:t xml:space="preserve">Definición de la base de datos en las 3FN y Boyce </w:t>
             </w:r>
             <w:proofErr w:type="spellStart"/>
             <w:r>
-              <w:t>minutos</w:t>
+              <w:rPr>
+                <w:lang w:val="es-GT"/>
+              </w:rPr>
+              <w:t>codd</w:t>
             </w:r>
             <w:proofErr w:type="spellEnd"/>
-          </w:p>
-        </w:tc>
-        <w:tc>
-          <w:tcPr>
-            <w:tcW w:w="0" w:type="auto"/>
-            <w:tcBorders>
-              <w:top w:val="single" w:sz="4" w:space="0" w:color="000000"/>
-              <w:left w:val="single" w:sz="4" w:space="0" w:color="000000"/>
-              <w:bottom w:val="single" w:sz="4" w:space="0" w:color="000000"/>
-              <w:right w:val="single" w:sz="4" w:space="0" w:color="000000"/>
-            </w:tcBorders>
-            <w:tcMar>
-              <w:top w:w="100" w:type="dxa"/>
-              <w:left w:w="100" w:type="dxa"/>
-              <w:bottom w:w="100" w:type="dxa"/>
-              <w:right w:w="100" w:type="dxa"/>
-            </w:tcMar>
-          </w:tcPr>
-          <w:p/>
-        </w:tc>
-        <w:tc>
-          <w:tcPr>
-            <w:tcW w:w="0" w:type="auto"/>
-            <w:tcBorders>
-              <w:top w:val="single" w:sz="4" w:space="0" w:color="000000"/>
-              <w:left w:val="single" w:sz="4" w:space="0" w:color="000000"/>
-              <w:bottom w:val="single" w:sz="4" w:space="0" w:color="000000"/>
-              <w:right w:val="single" w:sz="4" w:space="0" w:color="000000"/>
-            </w:tcBorders>
-            <w:tcMar>
-              <w:top w:w="100" w:type="dxa"/>
-              <w:left w:w="100" w:type="dxa"/>
-              <w:bottom w:w="100" w:type="dxa"/>
-              <w:right w:w="100" w:type="dxa"/>
-            </w:tcMar>
-          </w:tcPr>
-          <w:p>
-            <w:pPr>
-              <w:rPr>
-                <w:lang w:val="af-ZA"/>
-              </w:rPr>
-            </w:pPr>
-            <w:proofErr w:type="spellStart"/>
-            <w:r>
-              <w:rPr>
-                <w:lang w:val="es-GT"/>
-              </w:rPr>
-              <w:t>Creaci</w:t>
-            </w:r>
-            <w:proofErr w:type="spellEnd"/>
-            <w:r>
-              <w:rPr>
-                <w:lang w:val="af-ZA"/>
-              </w:rPr>
-              <w:t>ón de listado de tareas por hacer</w:t>
-            </w:r>
           </w:p>
         </w:tc>
       </w:tr>
@@ -636,51 +626,95 @@
           </w:tcPr>
           <w:p>
             <w:r>
-              <w:t>15/02</w:t>
-            </w:r>
-          </w:p>
-        </w:tc>
-        <w:tc>
-          <w:tcPr>
-            <w:tcW w:w="0" w:type="auto"/>
-            <w:tcBorders>
-              <w:top w:val="single" w:sz="4" w:space="0" w:color="000000"/>
-              <w:left w:val="single" w:sz="4" w:space="0" w:color="000000"/>
-              <w:bottom w:val="single" w:sz="4" w:space="0" w:color="000000"/>
-              <w:right w:val="single" w:sz="4" w:space="0" w:color="000000"/>
-            </w:tcBorders>
-            <w:tcMar>
-              <w:top w:w="100" w:type="dxa"/>
-              <w:left w:w="100" w:type="dxa"/>
-              <w:bottom w:w="100" w:type="dxa"/>
-              <w:right w:w="100" w:type="dxa"/>
-            </w:tcMar>
-          </w:tcPr>
-          <w:p>
-            <w:r>
-              <w:t>11:30</w:t>
-            </w:r>
-          </w:p>
-        </w:tc>
-        <w:tc>
-          <w:tcPr>
-            <w:tcW w:w="0" w:type="auto"/>
-            <w:tcBorders>
-              <w:top w:val="single" w:sz="4" w:space="0" w:color="000000"/>
-              <w:left w:val="single" w:sz="4" w:space="0" w:color="000000"/>
-              <w:bottom w:val="single" w:sz="4" w:space="0" w:color="000000"/>
-              <w:right w:val="single" w:sz="4" w:space="0" w:color="000000"/>
-            </w:tcBorders>
-            <w:tcMar>
-              <w:top w:w="100" w:type="dxa"/>
-              <w:left w:w="100" w:type="dxa"/>
-              <w:bottom w:w="100" w:type="dxa"/>
-              <w:right w:w="100" w:type="dxa"/>
-            </w:tcMar>
-          </w:tcPr>
-          <w:p>
-            <w:r>
-              <w:t>12:05</w:t>
+              <w:t>15/03</w:t>
+            </w:r>
+          </w:p>
+        </w:tc>
+        <w:tc>
+          <w:tcPr>
+            <w:tcW w:w="0" w:type="auto"/>
+            <w:tcBorders>
+              <w:top w:val="single" w:sz="4" w:space="0" w:color="000000"/>
+              <w:left w:val="single" w:sz="4" w:space="0" w:color="000000"/>
+              <w:bottom w:val="single" w:sz="4" w:space="0" w:color="000000"/>
+              <w:right w:val="single" w:sz="4" w:space="0" w:color="000000"/>
+            </w:tcBorders>
+            <w:tcMar>
+              <w:top w:w="100" w:type="dxa"/>
+              <w:left w:w="100" w:type="dxa"/>
+              <w:bottom w:w="100" w:type="dxa"/>
+              <w:right w:w="100" w:type="dxa"/>
+            </w:tcMar>
+          </w:tcPr>
+          <w:p>
+            <w:r>
+              <w:t>17:00</w:t>
+            </w:r>
+          </w:p>
+        </w:tc>
+        <w:tc>
+          <w:tcPr>
+            <w:tcW w:w="0" w:type="auto"/>
+            <w:tcBorders>
+              <w:top w:val="single" w:sz="4" w:space="0" w:color="000000"/>
+              <w:left w:val="single" w:sz="4" w:space="0" w:color="000000"/>
+              <w:bottom w:val="single" w:sz="4" w:space="0" w:color="000000"/>
+              <w:right w:val="single" w:sz="4" w:space="0" w:color="000000"/>
+            </w:tcBorders>
+            <w:tcMar>
+              <w:top w:w="100" w:type="dxa"/>
+              <w:left w:w="100" w:type="dxa"/>
+              <w:bottom w:w="100" w:type="dxa"/>
+              <w:right w:w="100" w:type="dxa"/>
+            </w:tcMar>
+          </w:tcPr>
+          <w:p>
+            <w:r>
+              <w:t>1:00</w:t>
+            </w:r>
+          </w:p>
+        </w:tc>
+        <w:tc>
+          <w:tcPr>
+            <w:tcW w:w="0" w:type="auto"/>
+            <w:tcBorders>
+              <w:top w:val="single" w:sz="4" w:space="0" w:color="000000"/>
+              <w:left w:val="single" w:sz="4" w:space="0" w:color="000000"/>
+              <w:bottom w:val="single" w:sz="4" w:space="0" w:color="000000"/>
+              <w:right w:val="single" w:sz="4" w:space="0" w:color="000000"/>
+            </w:tcBorders>
+            <w:tcMar>
+              <w:top w:w="100" w:type="dxa"/>
+              <w:left w:w="100" w:type="dxa"/>
+              <w:bottom w:w="100" w:type="dxa"/>
+              <w:right w:w="100" w:type="dxa"/>
+            </w:tcMar>
+          </w:tcPr>
+          <w:p>
+            <w:r>
+              <w:t>1 hora y media</w:t>
+            </w:r>
+          </w:p>
+        </w:tc>
+        <w:tc>
+          <w:tcPr>
+            <w:tcW w:w="0" w:type="auto"/>
+            <w:tcBorders>
+              <w:top w:val="single" w:sz="4" w:space="0" w:color="000000"/>
+              <w:left w:val="single" w:sz="4" w:space="0" w:color="000000"/>
+              <w:bottom w:val="single" w:sz="4" w:space="0" w:color="000000"/>
+              <w:right w:val="single" w:sz="4" w:space="0" w:color="000000"/>
+            </w:tcBorders>
+            <w:tcMar>
+              <w:top w:w="100" w:type="dxa"/>
+              <w:left w:w="100" w:type="dxa"/>
+              <w:bottom w:w="100" w:type="dxa"/>
+              <w:right w:w="100" w:type="dxa"/>
+            </w:tcMar>
+          </w:tcPr>
+          <w:p>
+            <w:r>
+              <w:t>5 horas y media</w:t>
             </w:r>
           </w:p>
         </w:tc>
@@ -719,66 +753,30 @@
             </w:tcMar>
           </w:tcPr>
           <w:p>
-            <w:r>
-              <w:t xml:space="preserve">35 </w:t>
+            <w:pPr>
+              <w:rPr>
+                <w:lang w:val="af-ZA"/>
+              </w:rPr>
+            </w:pPr>
+            <w:r>
+              <w:rPr>
+                <w:lang w:val="es-GT"/>
+              </w:rPr>
+              <w:t xml:space="preserve">creación del </w:t>
             </w:r>
             <w:proofErr w:type="spellStart"/>
             <w:r>
-              <w:t>minutos</w:t>
+              <w:rPr>
+                <w:lang w:val="es-GT"/>
+              </w:rPr>
+              <w:t>dise</w:t>
             </w:r>
             <w:proofErr w:type="spellEnd"/>
-          </w:p>
-        </w:tc>
-        <w:tc>
-          <w:tcPr>
-            <w:tcW w:w="0" w:type="auto"/>
-            <w:tcBorders>
-              <w:top w:val="single" w:sz="4" w:space="0" w:color="000000"/>
-              <w:left w:val="single" w:sz="4" w:space="0" w:color="000000"/>
-              <w:bottom w:val="single" w:sz="4" w:space="0" w:color="000000"/>
-              <w:right w:val="single" w:sz="4" w:space="0" w:color="000000"/>
-            </w:tcBorders>
-            <w:tcMar>
-              <w:top w:w="100" w:type="dxa"/>
-              <w:left w:w="100" w:type="dxa"/>
-              <w:bottom w:w="100" w:type="dxa"/>
-              <w:right w:w="100" w:type="dxa"/>
-            </w:tcMar>
-          </w:tcPr>
-          <w:p/>
-        </w:tc>
-        <w:tc>
-          <w:tcPr>
-            <w:tcW w:w="0" w:type="auto"/>
-            <w:tcBorders>
-              <w:top w:val="single" w:sz="4" w:space="0" w:color="000000"/>
-              <w:left w:val="single" w:sz="4" w:space="0" w:color="000000"/>
-              <w:bottom w:val="single" w:sz="4" w:space="0" w:color="000000"/>
-              <w:right w:val="single" w:sz="4" w:space="0" w:color="000000"/>
-            </w:tcBorders>
-            <w:tcMar>
-              <w:top w:w="100" w:type="dxa"/>
-              <w:left w:w="100" w:type="dxa"/>
-              <w:bottom w:w="100" w:type="dxa"/>
-              <w:right w:w="100" w:type="dxa"/>
-            </w:tcMar>
-          </w:tcPr>
-          <w:p>
-            <w:pPr>
+            <w:r>
               <w:rPr>
                 <w:lang w:val="af-ZA"/>
               </w:rPr>
-            </w:pPr>
-            <w:proofErr w:type="spellStart"/>
-            <w:r>
-              <w:t>Creaci</w:t>
-            </w:r>
-            <w:proofErr w:type="spellEnd"/>
-            <w:r>
-              <w:rPr>
-                <w:lang w:val="af-ZA"/>
-              </w:rPr>
-              <w:t>ón de bitacora</w:t>
+              <w:t>ño de la base de datos</w:t>
             </w:r>
           </w:p>
         </w:tc>
@@ -802,80 +800,97 @@
               <w:bottom w:w="100" w:type="dxa"/>
               <w:right w:w="100" w:type="dxa"/>
             </w:tcMar>
-            <w:hideMark/>
-          </w:tcPr>
-          <w:p>
-            <w:r>
-              <w:t>24/01</w:t>
-            </w:r>
-          </w:p>
-        </w:tc>
-        <w:tc>
-          <w:tcPr>
-            <w:tcW w:w="0" w:type="auto"/>
-            <w:tcBorders>
-              <w:top w:val="single" w:sz="4" w:space="0" w:color="000000"/>
-              <w:left w:val="single" w:sz="4" w:space="0" w:color="000000"/>
-              <w:bottom w:val="single" w:sz="4" w:space="0" w:color="000000"/>
-              <w:right w:val="single" w:sz="4" w:space="0" w:color="000000"/>
-            </w:tcBorders>
-            <w:tcMar>
-              <w:top w:w="100" w:type="dxa"/>
-              <w:left w:w="100" w:type="dxa"/>
-              <w:bottom w:w="100" w:type="dxa"/>
-              <w:right w:w="100" w:type="dxa"/>
-            </w:tcMar>
-            <w:hideMark/>
-          </w:tcPr>
-          <w:p>
-            <w:r>
-              <w:t>10:00</w:t>
-            </w:r>
-          </w:p>
-        </w:tc>
-        <w:tc>
-          <w:tcPr>
-            <w:tcW w:w="0" w:type="auto"/>
-            <w:tcBorders>
-              <w:top w:val="single" w:sz="4" w:space="0" w:color="000000"/>
-              <w:left w:val="single" w:sz="4" w:space="0" w:color="000000"/>
-              <w:bottom w:val="single" w:sz="4" w:space="0" w:color="000000"/>
-              <w:right w:val="single" w:sz="4" w:space="0" w:color="000000"/>
-            </w:tcBorders>
-            <w:tcMar>
-              <w:top w:w="100" w:type="dxa"/>
-              <w:left w:w="100" w:type="dxa"/>
-              <w:bottom w:w="100" w:type="dxa"/>
-              <w:right w:w="100" w:type="dxa"/>
-            </w:tcMar>
-            <w:hideMark/>
-          </w:tcPr>
-          <w:p>
-            <w:r>
-              <w:t>10:45</w:t>
-            </w:r>
-          </w:p>
-        </w:tc>
-        <w:tc>
-          <w:tcPr>
-            <w:tcW w:w="0" w:type="auto"/>
-            <w:tcBorders>
-              <w:top w:val="single" w:sz="4" w:space="0" w:color="000000"/>
-              <w:left w:val="single" w:sz="4" w:space="0" w:color="000000"/>
-              <w:bottom w:val="single" w:sz="4" w:space="0" w:color="000000"/>
-              <w:right w:val="single" w:sz="4" w:space="0" w:color="000000"/>
-            </w:tcBorders>
-            <w:tcMar>
-              <w:top w:w="100" w:type="dxa"/>
-              <w:left w:w="100" w:type="dxa"/>
-              <w:bottom w:w="100" w:type="dxa"/>
-              <w:right w:w="100" w:type="dxa"/>
-            </w:tcMar>
-            <w:hideMark/>
-          </w:tcPr>
-          <w:p>
-            <w:r>
-              <w:t xml:space="preserve">5 </w:t>
+          </w:tcPr>
+          <w:p>
+            <w:r>
+              <w:t>25/02</w:t>
+            </w:r>
+          </w:p>
+        </w:tc>
+        <w:tc>
+          <w:tcPr>
+            <w:tcW w:w="0" w:type="auto"/>
+            <w:tcBorders>
+              <w:top w:val="single" w:sz="4" w:space="0" w:color="000000"/>
+              <w:left w:val="single" w:sz="4" w:space="0" w:color="000000"/>
+              <w:bottom w:val="single" w:sz="4" w:space="0" w:color="000000"/>
+              <w:right w:val="single" w:sz="4" w:space="0" w:color="000000"/>
+            </w:tcBorders>
+            <w:tcMar>
+              <w:top w:w="100" w:type="dxa"/>
+              <w:left w:w="100" w:type="dxa"/>
+              <w:bottom w:w="100" w:type="dxa"/>
+              <w:right w:w="100" w:type="dxa"/>
+            </w:tcMar>
+          </w:tcPr>
+          <w:p>
+            <w:r>
+              <w:t>17</w:t>
+            </w:r>
+            <w:r>
+              <w:t>:30</w:t>
+            </w:r>
+          </w:p>
+        </w:tc>
+        <w:tc>
+          <w:tcPr>
+            <w:tcW w:w="0" w:type="auto"/>
+            <w:tcBorders>
+              <w:top w:val="single" w:sz="4" w:space="0" w:color="000000"/>
+              <w:left w:val="single" w:sz="4" w:space="0" w:color="000000"/>
+              <w:bottom w:val="single" w:sz="4" w:space="0" w:color="000000"/>
+              <w:right w:val="single" w:sz="4" w:space="0" w:color="000000"/>
+            </w:tcBorders>
+            <w:tcMar>
+              <w:top w:w="100" w:type="dxa"/>
+              <w:left w:w="100" w:type="dxa"/>
+              <w:bottom w:w="100" w:type="dxa"/>
+              <w:right w:w="100" w:type="dxa"/>
+            </w:tcMar>
+          </w:tcPr>
+          <w:p>
+            <w:r>
+              <w:t>6:30</w:t>
+            </w:r>
+          </w:p>
+        </w:tc>
+        <w:tc>
+          <w:tcPr>
+            <w:tcW w:w="0" w:type="auto"/>
+            <w:tcBorders>
+              <w:top w:val="single" w:sz="4" w:space="0" w:color="000000"/>
+              <w:left w:val="single" w:sz="4" w:space="0" w:color="000000"/>
+              <w:bottom w:val="single" w:sz="4" w:space="0" w:color="000000"/>
+              <w:right w:val="single" w:sz="4" w:space="0" w:color="000000"/>
+            </w:tcBorders>
+            <w:tcMar>
+              <w:top w:w="100" w:type="dxa"/>
+              <w:left w:w="100" w:type="dxa"/>
+              <w:bottom w:w="100" w:type="dxa"/>
+              <w:right w:w="100" w:type="dxa"/>
+            </w:tcMar>
+          </w:tcPr>
+          <w:p/>
+        </w:tc>
+        <w:tc>
+          <w:tcPr>
+            <w:tcW w:w="0" w:type="auto"/>
+            <w:tcBorders>
+              <w:top w:val="single" w:sz="4" w:space="0" w:color="000000"/>
+              <w:left w:val="single" w:sz="4" w:space="0" w:color="000000"/>
+              <w:bottom w:val="single" w:sz="4" w:space="0" w:color="000000"/>
+              <w:right w:val="single" w:sz="4" w:space="0" w:color="000000"/>
+            </w:tcBorders>
+            <w:tcMar>
+              <w:top w:w="100" w:type="dxa"/>
+              <w:left w:w="100" w:type="dxa"/>
+              <w:bottom w:w="100" w:type="dxa"/>
+              <w:right w:w="100" w:type="dxa"/>
+            </w:tcMar>
+          </w:tcPr>
+          <w:p>
+            <w:r>
+              <w:t xml:space="preserve">60 </w:t>
             </w:r>
             <w:proofErr w:type="spellStart"/>
             <w:r>
@@ -899,63 +914,44 @@
               <w:bottom w:w="100" w:type="dxa"/>
               <w:right w:w="100" w:type="dxa"/>
             </w:tcMar>
-            <w:hideMark/>
-          </w:tcPr>
-          <w:p>
-            <w:r>
-              <w:t xml:space="preserve">40 </w:t>
-            </w:r>
+          </w:tcPr>
+          <w:p/>
+        </w:tc>
+        <w:tc>
+          <w:tcPr>
+            <w:tcW w:w="0" w:type="auto"/>
+            <w:tcBorders>
+              <w:top w:val="single" w:sz="4" w:space="0" w:color="000000"/>
+              <w:left w:val="single" w:sz="4" w:space="0" w:color="000000"/>
+              <w:bottom w:val="single" w:sz="4" w:space="0" w:color="000000"/>
+              <w:right w:val="single" w:sz="4" w:space="0" w:color="000000"/>
+            </w:tcBorders>
+            <w:tcMar>
+              <w:top w:w="100" w:type="dxa"/>
+              <w:left w:w="100" w:type="dxa"/>
+              <w:bottom w:w="100" w:type="dxa"/>
+              <w:right w:w="100" w:type="dxa"/>
+            </w:tcMar>
+          </w:tcPr>
+          <w:p>
+            <w:pPr>
+              <w:rPr>
+                <w:lang w:val="af-ZA"/>
+              </w:rPr>
+            </w:pPr>
             <w:proofErr w:type="spellStart"/>
             <w:r>
-              <w:t>minutos</w:t>
+              <w:rPr>
+                <w:lang w:val="es-GT"/>
+              </w:rPr>
+              <w:t>Redefinici</w:t>
             </w:r>
             <w:proofErr w:type="spellEnd"/>
-          </w:p>
-        </w:tc>
-        <w:tc>
-          <w:tcPr>
-            <w:tcW w:w="0" w:type="auto"/>
-            <w:tcBorders>
-              <w:top w:val="single" w:sz="4" w:space="0" w:color="000000"/>
-              <w:left w:val="single" w:sz="4" w:space="0" w:color="000000"/>
-              <w:bottom w:val="single" w:sz="4" w:space="0" w:color="000000"/>
-              <w:right w:val="single" w:sz="4" w:space="0" w:color="000000"/>
-            </w:tcBorders>
-            <w:tcMar>
-              <w:top w:w="100" w:type="dxa"/>
-              <w:left w:w="100" w:type="dxa"/>
-              <w:bottom w:w="100" w:type="dxa"/>
-              <w:right w:w="100" w:type="dxa"/>
-            </w:tcMar>
-            <w:hideMark/>
-          </w:tcPr>
-          <w:p/>
-        </w:tc>
-        <w:tc>
-          <w:tcPr>
-            <w:tcW w:w="0" w:type="auto"/>
-            <w:tcBorders>
-              <w:top w:val="single" w:sz="4" w:space="0" w:color="000000"/>
-              <w:left w:val="single" w:sz="4" w:space="0" w:color="000000"/>
-              <w:bottom w:val="single" w:sz="4" w:space="0" w:color="000000"/>
-              <w:right w:val="single" w:sz="4" w:space="0" w:color="000000"/>
-            </w:tcBorders>
-            <w:tcMar>
-              <w:top w:w="100" w:type="dxa"/>
-              <w:left w:w="100" w:type="dxa"/>
-              <w:bottom w:w="100" w:type="dxa"/>
-              <w:right w:w="100" w:type="dxa"/>
-            </w:tcMar>
-            <w:hideMark/>
-          </w:tcPr>
-          <w:p>
-            <w:proofErr w:type="spellStart"/>
-            <w:r>
-              <w:t>Creación</w:t>
-            </w:r>
-            <w:proofErr w:type="spellEnd"/>
-            <w:r>
-              <w:t xml:space="preserve"> del framework AEIOU</w:t>
+            <w:r>
+              <w:rPr>
+                <w:lang w:val="af-ZA"/>
+              </w:rPr>
+              <w:t>ón del listado de tareas por hacer, dividad por integrante y trabajo</w:t>
             </w:r>
           </w:p>
         </w:tc>
@@ -979,76 +975,75 @@
               <w:bottom w:w="100" w:type="dxa"/>
               <w:right w:w="100" w:type="dxa"/>
             </w:tcMar>
-            <w:hideMark/>
-          </w:tcPr>
-          <w:p>
-            <w:r>
-              <w:t>25/01</w:t>
-            </w:r>
-          </w:p>
-        </w:tc>
-        <w:tc>
-          <w:tcPr>
-            <w:tcW w:w="0" w:type="auto"/>
-            <w:tcBorders>
-              <w:top w:val="single" w:sz="4" w:space="0" w:color="000000"/>
-              <w:left w:val="single" w:sz="4" w:space="0" w:color="000000"/>
-              <w:bottom w:val="single" w:sz="4" w:space="0" w:color="000000"/>
-              <w:right w:val="single" w:sz="4" w:space="0" w:color="000000"/>
-            </w:tcBorders>
-            <w:tcMar>
-              <w:top w:w="100" w:type="dxa"/>
-              <w:left w:w="100" w:type="dxa"/>
-              <w:bottom w:w="100" w:type="dxa"/>
-              <w:right w:w="100" w:type="dxa"/>
-            </w:tcMar>
-            <w:hideMark/>
-          </w:tcPr>
-          <w:p>
-            <w:r>
-              <w:t>13:00</w:t>
-            </w:r>
-          </w:p>
-        </w:tc>
-        <w:tc>
-          <w:tcPr>
-            <w:tcW w:w="0" w:type="auto"/>
-            <w:tcBorders>
-              <w:top w:val="single" w:sz="4" w:space="0" w:color="000000"/>
-              <w:left w:val="single" w:sz="4" w:space="0" w:color="000000"/>
-              <w:bottom w:val="single" w:sz="4" w:space="0" w:color="000000"/>
-              <w:right w:val="single" w:sz="4" w:space="0" w:color="000000"/>
-            </w:tcBorders>
-            <w:tcMar>
-              <w:top w:w="100" w:type="dxa"/>
-              <w:left w:w="100" w:type="dxa"/>
-              <w:bottom w:w="100" w:type="dxa"/>
-              <w:right w:w="100" w:type="dxa"/>
-            </w:tcMar>
-            <w:hideMark/>
-          </w:tcPr>
-          <w:p>
-            <w:r>
-              <w:t>13:20</w:t>
-            </w:r>
-          </w:p>
-        </w:tc>
-        <w:tc>
-          <w:tcPr>
-            <w:tcW w:w="0" w:type="auto"/>
-            <w:tcBorders>
-              <w:top w:val="single" w:sz="4" w:space="0" w:color="000000"/>
-              <w:left w:val="single" w:sz="4" w:space="0" w:color="000000"/>
-              <w:bottom w:val="single" w:sz="4" w:space="0" w:color="000000"/>
-              <w:right w:val="single" w:sz="4" w:space="0" w:color="000000"/>
-            </w:tcBorders>
-            <w:tcMar>
-              <w:top w:w="100" w:type="dxa"/>
-              <w:left w:w="100" w:type="dxa"/>
-              <w:bottom w:w="100" w:type="dxa"/>
-              <w:right w:w="100" w:type="dxa"/>
-            </w:tcMar>
-            <w:hideMark/>
+          </w:tcPr>
+          <w:p>
+            <w:r>
+              <w:t>24/02</w:t>
+            </w:r>
+          </w:p>
+        </w:tc>
+        <w:tc>
+          <w:tcPr>
+            <w:tcW w:w="0" w:type="auto"/>
+            <w:tcBorders>
+              <w:top w:val="single" w:sz="4" w:space="0" w:color="000000"/>
+              <w:left w:val="single" w:sz="4" w:space="0" w:color="000000"/>
+              <w:bottom w:val="single" w:sz="4" w:space="0" w:color="000000"/>
+              <w:right w:val="single" w:sz="4" w:space="0" w:color="000000"/>
+            </w:tcBorders>
+            <w:tcMar>
+              <w:top w:w="100" w:type="dxa"/>
+              <w:left w:w="100" w:type="dxa"/>
+              <w:bottom w:w="100" w:type="dxa"/>
+              <w:right w:w="100" w:type="dxa"/>
+            </w:tcMar>
+          </w:tcPr>
+          <w:p>
+            <w:r>
+              <w:t>16</w:t>
+            </w:r>
+            <w:r>
+              <w:t>:30</w:t>
+            </w:r>
+          </w:p>
+        </w:tc>
+        <w:tc>
+          <w:tcPr>
+            <w:tcW w:w="0" w:type="auto"/>
+            <w:tcBorders>
+              <w:top w:val="single" w:sz="4" w:space="0" w:color="000000"/>
+              <w:left w:val="single" w:sz="4" w:space="0" w:color="000000"/>
+              <w:bottom w:val="single" w:sz="4" w:space="0" w:color="000000"/>
+              <w:right w:val="single" w:sz="4" w:space="0" w:color="000000"/>
+            </w:tcBorders>
+            <w:tcMar>
+              <w:top w:w="100" w:type="dxa"/>
+              <w:left w:w="100" w:type="dxa"/>
+              <w:bottom w:w="100" w:type="dxa"/>
+              <w:right w:w="100" w:type="dxa"/>
+            </w:tcMar>
+          </w:tcPr>
+          <w:p>
+            <w:r>
+              <w:t>5:00</w:t>
+            </w:r>
+          </w:p>
+        </w:tc>
+        <w:tc>
+          <w:tcPr>
+            <w:tcW w:w="0" w:type="auto"/>
+            <w:tcBorders>
+              <w:top w:val="single" w:sz="4" w:space="0" w:color="000000"/>
+              <w:left w:val="single" w:sz="4" w:space="0" w:color="000000"/>
+              <w:bottom w:val="single" w:sz="4" w:space="0" w:color="000000"/>
+              <w:right w:val="single" w:sz="4" w:space="0" w:color="000000"/>
+            </w:tcBorders>
+            <w:tcMar>
+              <w:top w:w="100" w:type="dxa"/>
+              <w:left w:w="100" w:type="dxa"/>
+              <w:bottom w:w="100" w:type="dxa"/>
+              <w:right w:w="100" w:type="dxa"/>
+            </w:tcMar>
           </w:tcPr>
           <w:p/>
         </w:tc>
@@ -1067,11 +1062,10 @@
               <w:bottom w:w="100" w:type="dxa"/>
               <w:right w:w="100" w:type="dxa"/>
             </w:tcMar>
-            <w:hideMark/>
-          </w:tcPr>
-          <w:p>
-            <w:r>
-              <w:t xml:space="preserve">20 </w:t>
+          </w:tcPr>
+          <w:p>
+            <w:r>
+              <w:t xml:space="preserve">30 </w:t>
             </w:r>
             <w:proofErr w:type="spellStart"/>
             <w:r>
@@ -1095,7 +1089,6 @@
               <w:bottom w:w="100" w:type="dxa"/>
               <w:right w:w="100" w:type="dxa"/>
             </w:tcMar>
-            <w:hideMark/>
           </w:tcPr>
           <w:p/>
         </w:tc>
@@ -1114,12 +1107,11 @@
               <w:bottom w:w="100" w:type="dxa"/>
               <w:right w:w="100" w:type="dxa"/>
             </w:tcMar>
-            <w:hideMark/>
           </w:tcPr>
           <w:p>
             <w:pPr>
               <w:rPr>
-                <w:lang w:val="es-GT"/>
+                <w:lang w:val="af-ZA"/>
               </w:rPr>
             </w:pPr>
             <w:proofErr w:type="spellStart"/>
@@ -1127,14 +1119,14 @@
               <w:rPr>
                 <w:lang w:val="es-GT"/>
               </w:rPr>
-              <w:t>Correción</w:t>
+              <w:t>Creaci</w:t>
             </w:r>
             <w:proofErr w:type="spellEnd"/>
             <w:r>
               <w:rPr>
-                <w:lang w:val="es-GT"/>
-              </w:rPr>
-              <w:t xml:space="preserve"> en la estructura del AEIOU</w:t>
+                <w:lang w:val="af-ZA"/>
+              </w:rPr>
+              <w:t>ón de listado de tareas por hacer</w:t>
             </w:r>
           </w:p>
         </w:tc>
@@ -1158,80 +1150,94 @@
               <w:bottom w:w="100" w:type="dxa"/>
               <w:right w:w="100" w:type="dxa"/>
             </w:tcMar>
-            <w:hideMark/>
-          </w:tcPr>
-          <w:p>
-            <w:r>
-              <w:t>26/01</w:t>
-            </w:r>
-          </w:p>
-        </w:tc>
-        <w:tc>
-          <w:tcPr>
-            <w:tcW w:w="0" w:type="auto"/>
-            <w:tcBorders>
-              <w:top w:val="single" w:sz="4" w:space="0" w:color="000000"/>
-              <w:left w:val="single" w:sz="4" w:space="0" w:color="000000"/>
-              <w:bottom w:val="single" w:sz="4" w:space="0" w:color="000000"/>
-              <w:right w:val="single" w:sz="4" w:space="0" w:color="000000"/>
-            </w:tcBorders>
-            <w:tcMar>
-              <w:top w:w="100" w:type="dxa"/>
-              <w:left w:w="100" w:type="dxa"/>
-              <w:bottom w:w="100" w:type="dxa"/>
-              <w:right w:w="100" w:type="dxa"/>
-            </w:tcMar>
-            <w:hideMark/>
-          </w:tcPr>
-          <w:p>
-            <w:r>
-              <w:t>18:00</w:t>
-            </w:r>
-          </w:p>
-        </w:tc>
-        <w:tc>
-          <w:tcPr>
-            <w:tcW w:w="0" w:type="auto"/>
-            <w:tcBorders>
-              <w:top w:val="single" w:sz="4" w:space="0" w:color="000000"/>
-              <w:left w:val="single" w:sz="4" w:space="0" w:color="000000"/>
-              <w:bottom w:val="single" w:sz="4" w:space="0" w:color="000000"/>
-              <w:right w:val="single" w:sz="4" w:space="0" w:color="000000"/>
-            </w:tcBorders>
-            <w:tcMar>
-              <w:top w:w="100" w:type="dxa"/>
-              <w:left w:w="100" w:type="dxa"/>
-              <w:bottom w:w="100" w:type="dxa"/>
-              <w:right w:w="100" w:type="dxa"/>
-            </w:tcMar>
-            <w:hideMark/>
-          </w:tcPr>
-          <w:p>
-            <w:r>
-              <w:t>19:00</w:t>
-            </w:r>
-          </w:p>
-        </w:tc>
-        <w:tc>
-          <w:tcPr>
-            <w:tcW w:w="0" w:type="auto"/>
-            <w:tcBorders>
-              <w:top w:val="single" w:sz="4" w:space="0" w:color="000000"/>
-              <w:left w:val="single" w:sz="4" w:space="0" w:color="000000"/>
-              <w:bottom w:val="single" w:sz="4" w:space="0" w:color="000000"/>
-              <w:right w:val="single" w:sz="4" w:space="0" w:color="000000"/>
-            </w:tcBorders>
-            <w:tcMar>
-              <w:top w:w="100" w:type="dxa"/>
-              <w:left w:w="100" w:type="dxa"/>
-              <w:bottom w:w="100" w:type="dxa"/>
-              <w:right w:w="100" w:type="dxa"/>
-            </w:tcMar>
-            <w:hideMark/>
-          </w:tcPr>
-          <w:p>
-            <w:r>
-              <w:t xml:space="preserve">15 </w:t>
+          </w:tcPr>
+          <w:p>
+            <w:r>
+              <w:t>15/02</w:t>
+            </w:r>
+          </w:p>
+        </w:tc>
+        <w:tc>
+          <w:tcPr>
+            <w:tcW w:w="0" w:type="auto"/>
+            <w:tcBorders>
+              <w:top w:val="single" w:sz="4" w:space="0" w:color="000000"/>
+              <w:left w:val="single" w:sz="4" w:space="0" w:color="000000"/>
+              <w:bottom w:val="single" w:sz="4" w:space="0" w:color="000000"/>
+              <w:right w:val="single" w:sz="4" w:space="0" w:color="000000"/>
+            </w:tcBorders>
+            <w:tcMar>
+              <w:top w:w="100" w:type="dxa"/>
+              <w:left w:w="100" w:type="dxa"/>
+              <w:bottom w:w="100" w:type="dxa"/>
+              <w:right w:w="100" w:type="dxa"/>
+            </w:tcMar>
+          </w:tcPr>
+          <w:p>
+            <w:r>
+              <w:t>11:30</w:t>
+            </w:r>
+          </w:p>
+        </w:tc>
+        <w:tc>
+          <w:tcPr>
+            <w:tcW w:w="0" w:type="auto"/>
+            <w:tcBorders>
+              <w:top w:val="single" w:sz="4" w:space="0" w:color="000000"/>
+              <w:left w:val="single" w:sz="4" w:space="0" w:color="000000"/>
+              <w:bottom w:val="single" w:sz="4" w:space="0" w:color="000000"/>
+              <w:right w:val="single" w:sz="4" w:space="0" w:color="000000"/>
+            </w:tcBorders>
+            <w:tcMar>
+              <w:top w:w="100" w:type="dxa"/>
+              <w:left w:w="100" w:type="dxa"/>
+              <w:bottom w:w="100" w:type="dxa"/>
+              <w:right w:w="100" w:type="dxa"/>
+            </w:tcMar>
+          </w:tcPr>
+          <w:p>
+            <w:r>
+              <w:t>12:05</w:t>
+            </w:r>
+          </w:p>
+        </w:tc>
+        <w:tc>
+          <w:tcPr>
+            <w:tcW w:w="0" w:type="auto"/>
+            <w:tcBorders>
+              <w:top w:val="single" w:sz="4" w:space="0" w:color="000000"/>
+              <w:left w:val="single" w:sz="4" w:space="0" w:color="000000"/>
+              <w:bottom w:val="single" w:sz="4" w:space="0" w:color="000000"/>
+              <w:right w:val="single" w:sz="4" w:space="0" w:color="000000"/>
+            </w:tcBorders>
+            <w:tcMar>
+              <w:top w:w="100" w:type="dxa"/>
+              <w:left w:w="100" w:type="dxa"/>
+              <w:bottom w:w="100" w:type="dxa"/>
+              <w:right w:w="100" w:type="dxa"/>
+            </w:tcMar>
+          </w:tcPr>
+          <w:p/>
+        </w:tc>
+        <w:tc>
+          <w:tcPr>
+            <w:tcW w:w="0" w:type="auto"/>
+            <w:tcBorders>
+              <w:top w:val="single" w:sz="4" w:space="0" w:color="000000"/>
+              <w:left w:val="single" w:sz="4" w:space="0" w:color="000000"/>
+              <w:bottom w:val="single" w:sz="4" w:space="0" w:color="000000"/>
+              <w:right w:val="single" w:sz="4" w:space="0" w:color="000000"/>
+            </w:tcBorders>
+            <w:tcMar>
+              <w:top w:w="100" w:type="dxa"/>
+              <w:left w:w="100" w:type="dxa"/>
+              <w:bottom w:w="100" w:type="dxa"/>
+              <w:right w:w="100" w:type="dxa"/>
+            </w:tcMar>
+          </w:tcPr>
+          <w:p>
+            <w:r>
+              <w:t xml:space="preserve">35 </w:t>
             </w:r>
             <w:proofErr w:type="spellStart"/>
             <w:r>
@@ -1255,35 +1261,6 @@
               <w:bottom w:w="100" w:type="dxa"/>
               <w:right w:w="100" w:type="dxa"/>
             </w:tcMar>
-            <w:hideMark/>
-          </w:tcPr>
-          <w:p>
-            <w:r>
-              <w:t xml:space="preserve">45 </w:t>
-            </w:r>
-            <w:proofErr w:type="spellStart"/>
-            <w:r>
-              <w:t>minitos</w:t>
-            </w:r>
-            <w:proofErr w:type="spellEnd"/>
-          </w:p>
-        </w:tc>
-        <w:tc>
-          <w:tcPr>
-            <w:tcW w:w="0" w:type="auto"/>
-            <w:tcBorders>
-              <w:top w:val="single" w:sz="4" w:space="0" w:color="000000"/>
-              <w:left w:val="single" w:sz="4" w:space="0" w:color="000000"/>
-              <w:bottom w:val="single" w:sz="4" w:space="0" w:color="000000"/>
-              <w:right w:val="single" w:sz="4" w:space="0" w:color="000000"/>
-            </w:tcBorders>
-            <w:tcMar>
-              <w:top w:w="100" w:type="dxa"/>
-              <w:left w:w="100" w:type="dxa"/>
-              <w:bottom w:w="100" w:type="dxa"/>
-              <w:right w:w="100" w:type="dxa"/>
-            </w:tcMar>
-            <w:hideMark/>
           </w:tcPr>
           <w:p/>
         </w:tc>
@@ -1302,19 +1279,371 @@
               <w:bottom w:w="100" w:type="dxa"/>
               <w:right w:w="100" w:type="dxa"/>
             </w:tcMar>
-            <w:hideMark/>
           </w:tcPr>
           <w:p>
             <w:pPr>
               <w:rPr>
-                <w:lang w:val="es-GT"/>
+                <w:lang w:val="af-ZA"/>
               </w:rPr>
             </w:pPr>
             <w:proofErr w:type="spellStart"/>
             <w:r>
+              <w:t>Creaci</w:t>
+            </w:r>
+            <w:proofErr w:type="spellEnd"/>
+            <w:r>
+              <w:rPr>
+                <w:lang w:val="af-ZA"/>
+              </w:rPr>
+              <w:t>ón de bitacora</w:t>
+            </w:r>
+          </w:p>
+        </w:tc>
+      </w:tr>
+      <w:tr>
+        <w:trPr>
+          <w:trHeight w:val="230"/>
+        </w:trPr>
+        <w:tc>
+          <w:tcPr>
+            <w:tcW w:w="0" w:type="auto"/>
+            <w:tcBorders>
+              <w:top w:val="single" w:sz="4" w:space="0" w:color="000000"/>
+              <w:left w:val="single" w:sz="4" w:space="0" w:color="000000"/>
+              <w:bottom w:val="single" w:sz="4" w:space="0" w:color="000000"/>
+              <w:right w:val="single" w:sz="4" w:space="0" w:color="000000"/>
+            </w:tcBorders>
+            <w:tcMar>
+              <w:top w:w="100" w:type="dxa"/>
+              <w:left w:w="100" w:type="dxa"/>
+              <w:bottom w:w="100" w:type="dxa"/>
+              <w:right w:w="100" w:type="dxa"/>
+            </w:tcMar>
+            <w:hideMark/>
+          </w:tcPr>
+          <w:p>
+            <w:r>
+              <w:t>24/01</w:t>
+            </w:r>
+          </w:p>
+        </w:tc>
+        <w:tc>
+          <w:tcPr>
+            <w:tcW w:w="0" w:type="auto"/>
+            <w:tcBorders>
+              <w:top w:val="single" w:sz="4" w:space="0" w:color="000000"/>
+              <w:left w:val="single" w:sz="4" w:space="0" w:color="000000"/>
+              <w:bottom w:val="single" w:sz="4" w:space="0" w:color="000000"/>
+              <w:right w:val="single" w:sz="4" w:space="0" w:color="000000"/>
+            </w:tcBorders>
+            <w:tcMar>
+              <w:top w:w="100" w:type="dxa"/>
+              <w:left w:w="100" w:type="dxa"/>
+              <w:bottom w:w="100" w:type="dxa"/>
+              <w:right w:w="100" w:type="dxa"/>
+            </w:tcMar>
+            <w:hideMark/>
+          </w:tcPr>
+          <w:p>
+            <w:r>
+              <w:t>10:00</w:t>
+            </w:r>
+          </w:p>
+        </w:tc>
+        <w:tc>
+          <w:tcPr>
+            <w:tcW w:w="0" w:type="auto"/>
+            <w:tcBorders>
+              <w:top w:val="single" w:sz="4" w:space="0" w:color="000000"/>
+              <w:left w:val="single" w:sz="4" w:space="0" w:color="000000"/>
+              <w:bottom w:val="single" w:sz="4" w:space="0" w:color="000000"/>
+              <w:right w:val="single" w:sz="4" w:space="0" w:color="000000"/>
+            </w:tcBorders>
+            <w:tcMar>
+              <w:top w:w="100" w:type="dxa"/>
+              <w:left w:w="100" w:type="dxa"/>
+              <w:bottom w:w="100" w:type="dxa"/>
+              <w:right w:w="100" w:type="dxa"/>
+            </w:tcMar>
+            <w:hideMark/>
+          </w:tcPr>
+          <w:p>
+            <w:r>
+              <w:t>10:45</w:t>
+            </w:r>
+          </w:p>
+        </w:tc>
+        <w:tc>
+          <w:tcPr>
+            <w:tcW w:w="0" w:type="auto"/>
+            <w:tcBorders>
+              <w:top w:val="single" w:sz="4" w:space="0" w:color="000000"/>
+              <w:left w:val="single" w:sz="4" w:space="0" w:color="000000"/>
+              <w:bottom w:val="single" w:sz="4" w:space="0" w:color="000000"/>
+              <w:right w:val="single" w:sz="4" w:space="0" w:color="000000"/>
+            </w:tcBorders>
+            <w:tcMar>
+              <w:top w:w="100" w:type="dxa"/>
+              <w:left w:w="100" w:type="dxa"/>
+              <w:bottom w:w="100" w:type="dxa"/>
+              <w:right w:w="100" w:type="dxa"/>
+            </w:tcMar>
+            <w:hideMark/>
+          </w:tcPr>
+          <w:p>
+            <w:r>
+              <w:t xml:space="preserve">5 </w:t>
+            </w:r>
+            <w:proofErr w:type="spellStart"/>
+            <w:r>
+              <w:t>minutos</w:t>
+            </w:r>
+            <w:proofErr w:type="spellEnd"/>
+          </w:p>
+        </w:tc>
+        <w:tc>
+          <w:tcPr>
+            <w:tcW w:w="0" w:type="auto"/>
+            <w:tcBorders>
+              <w:top w:val="single" w:sz="4" w:space="0" w:color="000000"/>
+              <w:left w:val="single" w:sz="4" w:space="0" w:color="000000"/>
+              <w:bottom w:val="single" w:sz="4" w:space="0" w:color="000000"/>
+              <w:right w:val="single" w:sz="4" w:space="0" w:color="000000"/>
+            </w:tcBorders>
+            <w:tcMar>
+              <w:top w:w="100" w:type="dxa"/>
+              <w:left w:w="100" w:type="dxa"/>
+              <w:bottom w:w="100" w:type="dxa"/>
+              <w:right w:w="100" w:type="dxa"/>
+            </w:tcMar>
+            <w:hideMark/>
+          </w:tcPr>
+          <w:p>
+            <w:r>
+              <w:t xml:space="preserve">40 </w:t>
+            </w:r>
+            <w:proofErr w:type="spellStart"/>
+            <w:r>
+              <w:t>minutos</w:t>
+            </w:r>
+            <w:proofErr w:type="spellEnd"/>
+          </w:p>
+        </w:tc>
+        <w:tc>
+          <w:tcPr>
+            <w:tcW w:w="0" w:type="auto"/>
+            <w:tcBorders>
+              <w:top w:val="single" w:sz="4" w:space="0" w:color="000000"/>
+              <w:left w:val="single" w:sz="4" w:space="0" w:color="000000"/>
+              <w:bottom w:val="single" w:sz="4" w:space="0" w:color="000000"/>
+              <w:right w:val="single" w:sz="4" w:space="0" w:color="000000"/>
+            </w:tcBorders>
+            <w:tcMar>
+              <w:top w:w="100" w:type="dxa"/>
+              <w:left w:w="100" w:type="dxa"/>
+              <w:bottom w:w="100" w:type="dxa"/>
+              <w:right w:w="100" w:type="dxa"/>
+            </w:tcMar>
+            <w:hideMark/>
+          </w:tcPr>
+          <w:p/>
+        </w:tc>
+        <w:tc>
+          <w:tcPr>
+            <w:tcW w:w="0" w:type="auto"/>
+            <w:tcBorders>
+              <w:top w:val="single" w:sz="4" w:space="0" w:color="000000"/>
+              <w:left w:val="single" w:sz="4" w:space="0" w:color="000000"/>
+              <w:bottom w:val="single" w:sz="4" w:space="0" w:color="000000"/>
+              <w:right w:val="single" w:sz="4" w:space="0" w:color="000000"/>
+            </w:tcBorders>
+            <w:tcMar>
+              <w:top w:w="100" w:type="dxa"/>
+              <w:left w:w="100" w:type="dxa"/>
+              <w:bottom w:w="100" w:type="dxa"/>
+              <w:right w:w="100" w:type="dxa"/>
+            </w:tcMar>
+            <w:hideMark/>
+          </w:tcPr>
+          <w:p>
+            <w:proofErr w:type="spellStart"/>
+            <w:r>
+              <w:t>Creación</w:t>
+            </w:r>
+            <w:proofErr w:type="spellEnd"/>
+            <w:r>
+              <w:t xml:space="preserve"> del framework AEIOU</w:t>
+            </w:r>
+          </w:p>
+        </w:tc>
+      </w:tr>
+      <w:tr>
+        <w:trPr>
+          <w:trHeight w:val="230"/>
+        </w:trPr>
+        <w:tc>
+          <w:tcPr>
+            <w:tcW w:w="0" w:type="auto"/>
+            <w:tcBorders>
+              <w:top w:val="single" w:sz="4" w:space="0" w:color="000000"/>
+              <w:left w:val="single" w:sz="4" w:space="0" w:color="000000"/>
+              <w:bottom w:val="single" w:sz="4" w:space="0" w:color="000000"/>
+              <w:right w:val="single" w:sz="4" w:space="0" w:color="000000"/>
+            </w:tcBorders>
+            <w:tcMar>
+              <w:top w:w="100" w:type="dxa"/>
+              <w:left w:w="100" w:type="dxa"/>
+              <w:bottom w:w="100" w:type="dxa"/>
+              <w:right w:w="100" w:type="dxa"/>
+            </w:tcMar>
+            <w:hideMark/>
+          </w:tcPr>
+          <w:p>
+            <w:r>
+              <w:t>25/01</w:t>
+            </w:r>
+          </w:p>
+        </w:tc>
+        <w:tc>
+          <w:tcPr>
+            <w:tcW w:w="0" w:type="auto"/>
+            <w:tcBorders>
+              <w:top w:val="single" w:sz="4" w:space="0" w:color="000000"/>
+              <w:left w:val="single" w:sz="4" w:space="0" w:color="000000"/>
+              <w:bottom w:val="single" w:sz="4" w:space="0" w:color="000000"/>
+              <w:right w:val="single" w:sz="4" w:space="0" w:color="000000"/>
+            </w:tcBorders>
+            <w:tcMar>
+              <w:top w:w="100" w:type="dxa"/>
+              <w:left w:w="100" w:type="dxa"/>
+              <w:bottom w:w="100" w:type="dxa"/>
+              <w:right w:w="100" w:type="dxa"/>
+            </w:tcMar>
+            <w:hideMark/>
+          </w:tcPr>
+          <w:p>
+            <w:r>
+              <w:t>13:00</w:t>
+            </w:r>
+          </w:p>
+        </w:tc>
+        <w:tc>
+          <w:tcPr>
+            <w:tcW w:w="0" w:type="auto"/>
+            <w:tcBorders>
+              <w:top w:val="single" w:sz="4" w:space="0" w:color="000000"/>
+              <w:left w:val="single" w:sz="4" w:space="0" w:color="000000"/>
+              <w:bottom w:val="single" w:sz="4" w:space="0" w:color="000000"/>
+              <w:right w:val="single" w:sz="4" w:space="0" w:color="000000"/>
+            </w:tcBorders>
+            <w:tcMar>
+              <w:top w:w="100" w:type="dxa"/>
+              <w:left w:w="100" w:type="dxa"/>
+              <w:bottom w:w="100" w:type="dxa"/>
+              <w:right w:w="100" w:type="dxa"/>
+            </w:tcMar>
+            <w:hideMark/>
+          </w:tcPr>
+          <w:p>
+            <w:r>
+              <w:t>13:20</w:t>
+            </w:r>
+          </w:p>
+        </w:tc>
+        <w:tc>
+          <w:tcPr>
+            <w:tcW w:w="0" w:type="auto"/>
+            <w:tcBorders>
+              <w:top w:val="single" w:sz="4" w:space="0" w:color="000000"/>
+              <w:left w:val="single" w:sz="4" w:space="0" w:color="000000"/>
+              <w:bottom w:val="single" w:sz="4" w:space="0" w:color="000000"/>
+              <w:right w:val="single" w:sz="4" w:space="0" w:color="000000"/>
+            </w:tcBorders>
+            <w:tcMar>
+              <w:top w:w="100" w:type="dxa"/>
+              <w:left w:w="100" w:type="dxa"/>
+              <w:bottom w:w="100" w:type="dxa"/>
+              <w:right w:w="100" w:type="dxa"/>
+            </w:tcMar>
+            <w:hideMark/>
+          </w:tcPr>
+          <w:p/>
+        </w:tc>
+        <w:tc>
+          <w:tcPr>
+            <w:tcW w:w="0" w:type="auto"/>
+            <w:tcBorders>
+              <w:top w:val="single" w:sz="4" w:space="0" w:color="000000"/>
+              <w:left w:val="single" w:sz="4" w:space="0" w:color="000000"/>
+              <w:bottom w:val="single" w:sz="4" w:space="0" w:color="000000"/>
+              <w:right w:val="single" w:sz="4" w:space="0" w:color="000000"/>
+            </w:tcBorders>
+            <w:tcMar>
+              <w:top w:w="100" w:type="dxa"/>
+              <w:left w:w="100" w:type="dxa"/>
+              <w:bottom w:w="100" w:type="dxa"/>
+              <w:right w:w="100" w:type="dxa"/>
+            </w:tcMar>
+            <w:hideMark/>
+          </w:tcPr>
+          <w:p>
+            <w:r>
+              <w:t xml:space="preserve">20 </w:t>
+            </w:r>
+            <w:proofErr w:type="spellStart"/>
+            <w:r>
+              <w:t>minutos</w:t>
+            </w:r>
+            <w:proofErr w:type="spellEnd"/>
+          </w:p>
+        </w:tc>
+        <w:tc>
+          <w:tcPr>
+            <w:tcW w:w="0" w:type="auto"/>
+            <w:tcBorders>
+              <w:top w:val="single" w:sz="4" w:space="0" w:color="000000"/>
+              <w:left w:val="single" w:sz="4" w:space="0" w:color="000000"/>
+              <w:bottom w:val="single" w:sz="4" w:space="0" w:color="000000"/>
+              <w:right w:val="single" w:sz="4" w:space="0" w:color="000000"/>
+            </w:tcBorders>
+            <w:tcMar>
+              <w:top w:w="100" w:type="dxa"/>
+              <w:left w:w="100" w:type="dxa"/>
+              <w:bottom w:w="100" w:type="dxa"/>
+              <w:right w:w="100" w:type="dxa"/>
+            </w:tcMar>
+            <w:hideMark/>
+          </w:tcPr>
+          <w:p/>
+        </w:tc>
+        <w:tc>
+          <w:tcPr>
+            <w:tcW w:w="0" w:type="auto"/>
+            <w:tcBorders>
+              <w:top w:val="single" w:sz="4" w:space="0" w:color="000000"/>
+              <w:left w:val="single" w:sz="4" w:space="0" w:color="000000"/>
+              <w:bottom w:val="single" w:sz="4" w:space="0" w:color="000000"/>
+              <w:right w:val="single" w:sz="4" w:space="0" w:color="000000"/>
+            </w:tcBorders>
+            <w:tcMar>
+              <w:top w:w="100" w:type="dxa"/>
+              <w:left w:w="100" w:type="dxa"/>
+              <w:bottom w:w="100" w:type="dxa"/>
+              <w:right w:w="100" w:type="dxa"/>
+            </w:tcMar>
+            <w:hideMark/>
+          </w:tcPr>
+          <w:p>
+            <w:pPr>
               <w:rPr>
                 <w:lang w:val="es-GT"/>
               </w:rPr>
+            </w:pPr>
+            <w:proofErr w:type="spellStart"/>
+            <w:r>
+              <w:rPr>
+                <w:lang w:val="es-GT"/>
+              </w:rPr>
               <w:t>Correción</w:t>
             </w:r>
             <w:proofErr w:type="spellEnd"/>
@@ -1322,6 +1651,194 @@
               <w:rPr>
                 <w:lang w:val="es-GT"/>
               </w:rPr>
+              <w:t xml:space="preserve"> en la estructura del AEIOU</w:t>
+            </w:r>
+          </w:p>
+        </w:tc>
+      </w:tr>
+      <w:tr>
+        <w:trPr>
+          <w:trHeight w:val="230"/>
+        </w:trPr>
+        <w:tc>
+          <w:tcPr>
+            <w:tcW w:w="0" w:type="auto"/>
+            <w:tcBorders>
+              <w:top w:val="single" w:sz="4" w:space="0" w:color="000000"/>
+              <w:left w:val="single" w:sz="4" w:space="0" w:color="000000"/>
+              <w:bottom w:val="single" w:sz="4" w:space="0" w:color="000000"/>
+              <w:right w:val="single" w:sz="4" w:space="0" w:color="000000"/>
+            </w:tcBorders>
+            <w:tcMar>
+              <w:top w:w="100" w:type="dxa"/>
+              <w:left w:w="100" w:type="dxa"/>
+              <w:bottom w:w="100" w:type="dxa"/>
+              <w:right w:w="100" w:type="dxa"/>
+            </w:tcMar>
+            <w:hideMark/>
+          </w:tcPr>
+          <w:p>
+            <w:r>
+              <w:t>26/01</w:t>
+            </w:r>
+          </w:p>
+        </w:tc>
+        <w:tc>
+          <w:tcPr>
+            <w:tcW w:w="0" w:type="auto"/>
+            <w:tcBorders>
+              <w:top w:val="single" w:sz="4" w:space="0" w:color="000000"/>
+              <w:left w:val="single" w:sz="4" w:space="0" w:color="000000"/>
+              <w:bottom w:val="single" w:sz="4" w:space="0" w:color="000000"/>
+              <w:right w:val="single" w:sz="4" w:space="0" w:color="000000"/>
+            </w:tcBorders>
+            <w:tcMar>
+              <w:top w:w="100" w:type="dxa"/>
+              <w:left w:w="100" w:type="dxa"/>
+              <w:bottom w:w="100" w:type="dxa"/>
+              <w:right w:w="100" w:type="dxa"/>
+            </w:tcMar>
+            <w:hideMark/>
+          </w:tcPr>
+          <w:p>
+            <w:r>
+              <w:t>18:00</w:t>
+            </w:r>
+          </w:p>
+        </w:tc>
+        <w:tc>
+          <w:tcPr>
+            <w:tcW w:w="0" w:type="auto"/>
+            <w:tcBorders>
+              <w:top w:val="single" w:sz="4" w:space="0" w:color="000000"/>
+              <w:left w:val="single" w:sz="4" w:space="0" w:color="000000"/>
+              <w:bottom w:val="single" w:sz="4" w:space="0" w:color="000000"/>
+              <w:right w:val="single" w:sz="4" w:space="0" w:color="000000"/>
+            </w:tcBorders>
+            <w:tcMar>
+              <w:top w:w="100" w:type="dxa"/>
+              <w:left w:w="100" w:type="dxa"/>
+              <w:bottom w:w="100" w:type="dxa"/>
+              <w:right w:w="100" w:type="dxa"/>
+            </w:tcMar>
+            <w:hideMark/>
+          </w:tcPr>
+          <w:p>
+            <w:r>
+              <w:t>19:00</w:t>
+            </w:r>
+          </w:p>
+        </w:tc>
+        <w:tc>
+          <w:tcPr>
+            <w:tcW w:w="0" w:type="auto"/>
+            <w:tcBorders>
+              <w:top w:val="single" w:sz="4" w:space="0" w:color="000000"/>
+              <w:left w:val="single" w:sz="4" w:space="0" w:color="000000"/>
+              <w:bottom w:val="single" w:sz="4" w:space="0" w:color="000000"/>
+              <w:right w:val="single" w:sz="4" w:space="0" w:color="000000"/>
+            </w:tcBorders>
+            <w:tcMar>
+              <w:top w:w="100" w:type="dxa"/>
+              <w:left w:w="100" w:type="dxa"/>
+              <w:bottom w:w="100" w:type="dxa"/>
+              <w:right w:w="100" w:type="dxa"/>
+            </w:tcMar>
+            <w:hideMark/>
+          </w:tcPr>
+          <w:p>
+            <w:r>
+              <w:t xml:space="preserve">15 </w:t>
+            </w:r>
+            <w:proofErr w:type="spellStart"/>
+            <w:r>
+              <w:t>minutos</w:t>
+            </w:r>
+            <w:proofErr w:type="spellEnd"/>
+          </w:p>
+        </w:tc>
+        <w:tc>
+          <w:tcPr>
+            <w:tcW w:w="0" w:type="auto"/>
+            <w:tcBorders>
+              <w:top w:val="single" w:sz="4" w:space="0" w:color="000000"/>
+              <w:left w:val="single" w:sz="4" w:space="0" w:color="000000"/>
+              <w:bottom w:val="single" w:sz="4" w:space="0" w:color="000000"/>
+              <w:right w:val="single" w:sz="4" w:space="0" w:color="000000"/>
+            </w:tcBorders>
+            <w:tcMar>
+              <w:top w:w="100" w:type="dxa"/>
+              <w:left w:w="100" w:type="dxa"/>
+              <w:bottom w:w="100" w:type="dxa"/>
+              <w:right w:w="100" w:type="dxa"/>
+            </w:tcMar>
+            <w:hideMark/>
+          </w:tcPr>
+          <w:p>
+            <w:r>
+              <w:t xml:space="preserve">45 </w:t>
+            </w:r>
+            <w:proofErr w:type="spellStart"/>
+            <w:r>
+              <w:t>minitos</w:t>
+            </w:r>
+            <w:proofErr w:type="spellEnd"/>
+          </w:p>
+        </w:tc>
+        <w:tc>
+          <w:tcPr>
+            <w:tcW w:w="0" w:type="auto"/>
+            <w:tcBorders>
+              <w:top w:val="single" w:sz="4" w:space="0" w:color="000000"/>
+              <w:left w:val="single" w:sz="4" w:space="0" w:color="000000"/>
+              <w:bottom w:val="single" w:sz="4" w:space="0" w:color="000000"/>
+              <w:right w:val="single" w:sz="4" w:space="0" w:color="000000"/>
+            </w:tcBorders>
+            <w:tcMar>
+              <w:top w:w="100" w:type="dxa"/>
+              <w:left w:w="100" w:type="dxa"/>
+              <w:bottom w:w="100" w:type="dxa"/>
+              <w:right w:w="100" w:type="dxa"/>
+            </w:tcMar>
+            <w:hideMark/>
+          </w:tcPr>
+          <w:p/>
+        </w:tc>
+        <w:tc>
+          <w:tcPr>
+            <w:tcW w:w="0" w:type="auto"/>
+            <w:tcBorders>
+              <w:top w:val="single" w:sz="4" w:space="0" w:color="000000"/>
+              <w:left w:val="single" w:sz="4" w:space="0" w:color="000000"/>
+              <w:bottom w:val="single" w:sz="4" w:space="0" w:color="000000"/>
+              <w:right w:val="single" w:sz="4" w:space="0" w:color="000000"/>
+            </w:tcBorders>
+            <w:tcMar>
+              <w:top w:w="100" w:type="dxa"/>
+              <w:left w:w="100" w:type="dxa"/>
+              <w:bottom w:w="100" w:type="dxa"/>
+              <w:right w:w="100" w:type="dxa"/>
+            </w:tcMar>
+            <w:hideMark/>
+          </w:tcPr>
+          <w:p>
+            <w:pPr>
+              <w:rPr>
+                <w:lang w:val="es-GT"/>
+              </w:rPr>
+            </w:pPr>
+            <w:proofErr w:type="spellStart"/>
+            <w:r>
+              <w:rPr>
+                <w:lang w:val="es-GT"/>
+              </w:rPr>
+              <w:t>Correción</w:t>
+            </w:r>
+            <w:proofErr w:type="spellEnd"/>
+            <w:r>
+              <w:rPr>
+                <w:lang w:val="es-GT"/>
+              </w:rPr>
               <w:t xml:space="preserve"> en clase de la estructura y ejemplos del </w:t>
             </w:r>
             <w:proofErr w:type="spellStart"/>
@@ -1336,7 +1853,14 @@
               <w:rPr>
                 <w:lang w:val="es-GT"/>
               </w:rPr>
-              <w:t xml:space="preserve"> AEIOU, según observación del catedrático.</w:t>
+              <w:t xml:space="preserve"> AEIOU, según </w:t>
+            </w:r>
+            <w:r>
+              <w:rPr>
+                <w:lang w:val="es-GT"/>
+              </w:rPr>
+              <w:lastRenderedPageBreak/>
+              <w:t>observación del catedrático.</w:t>
             </w:r>
           </w:p>
         </w:tc>
